--- a/Docs/4.Requisitos_Rastreabilidade/Requisitos/UC_Dados_Autorizar_Eduardo.docx
+++ b/Docs/4.Requisitos_Rastreabilidade/Requisitos/UC_Dados_Autorizar_Eduardo.docx
@@ -87,7 +87,7 @@
       <w:pPr>
         <w:numPr>
           <w:ilvl w:val="0"/>
-          <w:numId w:val="10"/>
+          <w:numId w:val="11"/>
         </w:numPr>
         <w:ind w:left="720" w:hanging="360"/>
         <w:jc w:val="both"/>
@@ -110,7 +110,7 @@
       <w:pPr>
         <w:numPr>
           <w:ilvl w:val="0"/>
-          <w:numId w:val="10"/>
+          <w:numId w:val="11"/>
         </w:numPr>
         <w:ind w:left="720" w:hanging="360"/>
         <w:jc w:val="both"/>
@@ -133,7 +133,7 @@
       <w:pPr>
         <w:numPr>
           <w:ilvl w:val="0"/>
-          <w:numId w:val="10"/>
+          <w:numId w:val="11"/>
         </w:numPr>
         <w:ind w:left="720" w:hanging="360"/>
         <w:jc w:val="both"/>
@@ -156,7 +156,7 @@
       <w:pPr>
         <w:numPr>
           <w:ilvl w:val="0"/>
-          <w:numId w:val="10"/>
+          <w:numId w:val="11"/>
         </w:numPr>
         <w:ind w:left="720" w:hanging="360"/>
         <w:jc w:val="both"/>
@@ -179,7 +179,7 @@
       <w:pPr>
         <w:numPr>
           <w:ilvl w:val="0"/>
-          <w:numId w:val="10"/>
+          <w:numId w:val="11"/>
         </w:numPr>
         <w:ind w:left="720" w:hanging="360"/>
         <w:jc w:val="both"/>
@@ -202,7 +202,7 @@
       <w:pPr>
         <w:numPr>
           <w:ilvl w:val="0"/>
-          <w:numId w:val="10"/>
+          <w:numId w:val="11"/>
         </w:numPr>
         <w:ind w:left="720" w:hanging="360"/>
         <w:jc w:val="both"/>
@@ -238,272 +238,621 @@
     <w:p>
       <w:pPr>
         <w:jc w:val="both"/>
-        <w:rPr>
-          <w:sz w:val="24"/>
-          <w:szCs w:val="24"/>
-        </w:rPr>
-      </w:pPr>
-      <w:r>
         <w:rPr>
           <w:b w:val="1"/>
           <w:bCs w:val="1"/>
           <w:sz w:val="24"/>
           <w:szCs w:val="24"/>
-          <w:rtl w:val="0"/>
-        </w:rPr>
-        <w:t xml:space="preserve">Cenário de Sucesso Principal: </w:t>
-      </w:r>
-      <w:r>
-        <w:rPr>
-          <w:rtl w:val="0"/>
-        </w:rPr>
-      </w:r>
-    </w:p>
-    <w:p>
-      <w:pPr>
-        <w:numPr>
-          <w:ilvl w:val="0"/>
-          <w:numId w:val="8"/>
-        </w:numPr>
-        <w:ind w:left="720" w:hanging="360"/>
-        <w:jc w:val="both"/>
-        <w:rPr>
-          <w:sz w:val="24"/>
-          <w:szCs w:val="24"/>
-        </w:rPr>
-      </w:pPr>
-      <w:r>
-        <w:rPr>
-          <w:sz w:val="24"/>
-          <w:szCs w:val="24"/>
-          <w:rtl w:val="0"/>
-        </w:rPr>
-        <w:t xml:space="preserve">Psicólogo atualiza os dados no sistema</w:t>
-      </w:r>
-    </w:p>
-    <w:p>
-      <w:pPr>
-        <w:numPr>
-          <w:ilvl w:val="0"/>
-          <w:numId w:val="8"/>
-        </w:numPr>
-        <w:ind w:left="720" w:hanging="360"/>
-        <w:jc w:val="both"/>
-        <w:rPr>
-          <w:sz w:val="24"/>
-          <w:szCs w:val="24"/>
-          <w:u w:val="none"/>
-        </w:rPr>
-      </w:pPr>
-      <w:r>
-        <w:rPr>
-          <w:sz w:val="24"/>
-          <w:szCs w:val="24"/>
-          <w:rtl w:val="0"/>
-        </w:rPr>
-        <w:t xml:space="preserve">Paciente solicita ao assistente para atualização dos dados</w:t>
-      </w:r>
-    </w:p>
-    <w:p>
-      <w:pPr>
-        <w:numPr>
-          <w:ilvl w:val="0"/>
-          <w:numId w:val="8"/>
-        </w:numPr>
-        <w:ind w:left="720" w:hanging="360"/>
-        <w:jc w:val="both"/>
-        <w:rPr>
-          <w:sz w:val="24"/>
-          <w:szCs w:val="24"/>
-          <w:u w:val="none"/>
-        </w:rPr>
-      </w:pPr>
-      <w:r>
-        <w:rPr>
-          <w:sz w:val="24"/>
-          <w:szCs w:val="24"/>
-          <w:rtl w:val="0"/>
-        </w:rPr>
-        <w:t xml:space="preserve">Assistente coloca os dados do paciente no sistema para fazer a atualização</w:t>
-      </w:r>
-    </w:p>
-    <w:p>
-      <w:pPr>
-        <w:numPr>
-          <w:ilvl w:val="0"/>
-          <w:numId w:val="8"/>
-        </w:numPr>
-        <w:ind w:left="720" w:hanging="360"/>
-        <w:jc w:val="both"/>
-        <w:rPr>
-          <w:sz w:val="24"/>
-          <w:szCs w:val="24"/>
-        </w:rPr>
-      </w:pPr>
-      <w:r>
-        <w:rPr>
-          <w:sz w:val="24"/>
-          <w:szCs w:val="24"/>
-          <w:rtl w:val="0"/>
-        </w:rPr>
-        <w:t xml:space="preserve">Sistema valida se dados estão corretos</w:t>
-      </w:r>
-    </w:p>
-    <w:p>
-      <w:pPr>
-        <w:jc w:val="both"/>
-        <w:rPr>
-          <w:sz w:val="24"/>
-          <w:szCs w:val="24"/>
-        </w:rPr>
-      </w:pPr>
-      <w:r>
-        <w:rPr>
-          <w:rtl w:val="0"/>
-        </w:rPr>
-      </w:r>
-    </w:p>
-    <w:p>
-      <w:pPr>
-        <w:jc w:val="both"/>
+        </w:rPr>
+      </w:pPr>
+      <w:r>
         <w:rPr>
           <w:b w:val="1"/>
           <w:bCs w:val="1"/>
           <w:sz w:val="24"/>
           <w:szCs w:val="24"/>
-        </w:rPr>
-      </w:pPr>
-      <w:r>
+          <w:rtl w:val="0"/>
+        </w:rPr>
+        <w:t xml:space="preserve">Cenário de Sucesso Principal: </w:t>
+      </w:r>
+    </w:p>
+    <w:p>
+      <w:pPr>
+        <w:numPr>
+          <w:ilvl w:val="0"/>
+          <w:numId w:val="9"/>
+        </w:numPr>
+        <w:ind w:left="720" w:hanging="360"/>
+        <w:jc w:val="both"/>
+        <w:rPr>
+          <w:sz w:val="24"/>
+          <w:szCs w:val="24"/>
+        </w:rPr>
+      </w:pPr>
+      <w:r>
+        <w:rPr>
+          <w:sz w:val="24"/>
+          <w:szCs w:val="24"/>
+          <w:rtl w:val="0"/>
+        </w:rPr>
+        <w:t xml:space="preserve">Usuário acessa o perfil no sistema</w:t>
+      </w:r>
+    </w:p>
+    <w:p>
+      <w:pPr>
+        <w:numPr>
+          <w:ilvl w:val="0"/>
+          <w:numId w:val="9"/>
+        </w:numPr>
+        <w:ind w:left="720" w:hanging="360"/>
+        <w:jc w:val="both"/>
+        <w:rPr>
+          <w:sz w:val="24"/>
+          <w:szCs w:val="24"/>
+          <w:u w:val="none"/>
+        </w:rPr>
+      </w:pPr>
+      <w:r>
+        <w:rPr>
+          <w:sz w:val="24"/>
+          <w:szCs w:val="24"/>
+          <w:rtl w:val="0"/>
+        </w:rPr>
+        <w:t xml:space="preserve">Usuário seleciona editar dados pessoais</w:t>
+      </w:r>
+    </w:p>
+    <w:p>
+      <w:pPr>
+        <w:numPr>
+          <w:ilvl w:val="0"/>
+          <w:numId w:val="9"/>
+        </w:numPr>
+        <w:ind w:left="720" w:hanging="360"/>
+        <w:jc w:val="both"/>
+        <w:rPr>
+          <w:sz w:val="24"/>
+          <w:szCs w:val="24"/>
+          <w:u w:val="none"/>
+        </w:rPr>
+      </w:pPr>
+      <w:r>
+        <w:rPr>
+          <w:sz w:val="24"/>
+          <w:szCs w:val="24"/>
+          <w:rtl w:val="0"/>
+        </w:rPr>
+        <w:t xml:space="preserve">Usuário ao terminar de alterar os dados pessoais </w:t>
+      </w:r>
+      <w:r>
+        <w:rPr>
+          <w:sz w:val="24"/>
+          <w:szCs w:val="24"/>
+          <w:rtl w:val="0"/>
+        </w:rPr>
+        <w:t xml:space="preserve">seleciona</w:t>
+      </w:r>
+      <w:r>
+        <w:rPr>
+          <w:sz w:val="24"/>
+          <w:szCs w:val="24"/>
+          <w:rtl w:val="0"/>
+        </w:rPr>
+        <w:t xml:space="preserve"> o botão de salvar</w:t>
+      </w:r>
+    </w:p>
+    <w:p>
+      <w:pPr>
+        <w:numPr>
+          <w:ilvl w:val="0"/>
+          <w:numId w:val="9"/>
+        </w:numPr>
+        <w:ind w:left="720" w:hanging="360"/>
+        <w:jc w:val="both"/>
+        <w:rPr>
+          <w:sz w:val="24"/>
+          <w:szCs w:val="24"/>
+        </w:rPr>
+      </w:pPr>
+      <w:r>
+        <w:rPr>
+          <w:sz w:val="24"/>
+          <w:szCs w:val="24"/>
+          <w:rtl w:val="0"/>
+        </w:rPr>
+        <w:t xml:space="preserve">Sistema valida se dados estão corretos</w:t>
+      </w:r>
+    </w:p>
+    <w:p>
+      <w:pPr>
+        <w:numPr>
+          <w:ilvl w:val="0"/>
+          <w:numId w:val="9"/>
+        </w:numPr>
+        <w:ind w:left="720" w:hanging="360"/>
+        <w:jc w:val="both"/>
+        <w:rPr>
+          <w:sz w:val="24"/>
+          <w:szCs w:val="24"/>
+          <w:u w:val="none"/>
+        </w:rPr>
+      </w:pPr>
+      <w:r>
+        <w:rPr>
+          <w:sz w:val="24"/>
+          <w:szCs w:val="24"/>
+          <w:rtl w:val="0"/>
+        </w:rPr>
+        <w:t xml:space="preserve">Sistema salva e atualiza dados do usuário</w:t>
+      </w:r>
+    </w:p>
+    <w:p>
+      <w:pPr>
+        <w:jc w:val="both"/>
+        <w:rPr>
+          <w:sz w:val="24"/>
+          <w:szCs w:val="24"/>
+        </w:rPr>
+      </w:pPr>
+      <w:r>
+        <w:rPr>
+          <w:rtl w:val="0"/>
+        </w:rPr>
+      </w:r>
+    </w:p>
+    <w:p>
+      <w:pPr>
+        <w:jc w:val="both"/>
         <w:rPr>
           <w:b w:val="1"/>
           <w:bCs w:val="1"/>
           <w:sz w:val="24"/>
           <w:szCs w:val="24"/>
-          <w:rtl w:val="0"/>
-        </w:rPr>
-        <w:t xml:space="preserve">Fluxo Alternativos: </w:t>
-      </w:r>
-    </w:p>
-    <w:p>
-      <w:pPr>
-        <w:numPr>
-          <w:ilvl w:val="0"/>
-          <w:numId w:val="5"/>
-        </w:numPr>
-        <w:ind w:left="720" w:hanging="360"/>
-        <w:jc w:val="both"/>
-        <w:rPr>
-          <w:sz w:val="24"/>
-          <w:szCs w:val="24"/>
-          <w:u w:val="none"/>
-        </w:rPr>
-      </w:pPr>
-      <w:r>
-        <w:rPr>
-          <w:sz w:val="24"/>
-          <w:szCs w:val="24"/>
-          <w:rtl w:val="0"/>
-        </w:rPr>
-        <w:t xml:space="preserve">Caso um usuário tenha colocado uma informação incorreta no momento de fornecer os dados:</w:t>
-      </w:r>
-    </w:p>
-    <w:p>
-      <w:pPr>
-        <w:numPr>
-          <w:ilvl w:val="0"/>
-          <w:numId w:val="1"/>
-        </w:numPr>
-        <w:ind w:left="1440" w:hanging="360"/>
-        <w:jc w:val="both"/>
-        <w:rPr>
-          <w:sz w:val="24"/>
-          <w:szCs w:val="24"/>
-        </w:rPr>
-      </w:pPr>
-      <w:r>
-        <w:rPr>
-          <w:sz w:val="24"/>
-          <w:szCs w:val="24"/>
-          <w:rtl w:val="0"/>
-        </w:rPr>
-        <w:t xml:space="preserve">O sistema indica que o dado está errado e/ou não existe  </w:t>
-      </w:r>
-    </w:p>
-    <w:p>
-      <w:pPr>
-        <w:numPr>
-          <w:ilvl w:val="0"/>
-          <w:numId w:val="5"/>
-        </w:numPr>
-        <w:ind w:left="720" w:hanging="360"/>
-        <w:jc w:val="both"/>
-        <w:rPr>
-          <w:sz w:val="24"/>
-          <w:szCs w:val="24"/>
-        </w:rPr>
-      </w:pPr>
-      <w:r>
-        <w:rPr>
-          <w:sz w:val="24"/>
-          <w:szCs w:val="24"/>
-          <w:rtl w:val="0"/>
-        </w:rPr>
-        <w:t xml:space="preserve">Caso o paciente fique muito tempo sem atualizar seus dados:</w:t>
-      </w:r>
-    </w:p>
-    <w:p>
-      <w:pPr>
-        <w:numPr>
-          <w:ilvl w:val="0"/>
-          <w:numId w:val="4"/>
-        </w:numPr>
-        <w:ind w:left="1440" w:hanging="360"/>
-        <w:jc w:val="both"/>
-        <w:rPr>
-          <w:sz w:val="24"/>
-          <w:szCs w:val="24"/>
-          <w:u w:val="none"/>
-        </w:rPr>
-      </w:pPr>
-      <w:r>
-        <w:rPr>
-          <w:sz w:val="24"/>
-          <w:szCs w:val="24"/>
-          <w:rtl w:val="0"/>
-        </w:rPr>
-        <w:t xml:space="preserve">O sistema deve mandar automáticamente um lembrete para o paciente que seus dados estão desatualizados e que é necessário uma atualização cadastral </w:t>
-      </w:r>
-    </w:p>
-    <w:p>
-      <w:pPr>
-        <w:jc w:val="both"/>
-        <w:rPr>
-          <w:sz w:val="24"/>
-          <w:szCs w:val="24"/>
-        </w:rPr>
-      </w:pPr>
-      <w:r>
-        <w:rPr>
-          <w:rtl w:val="0"/>
-        </w:rPr>
-      </w:r>
-    </w:p>
-    <w:p>
-      <w:pPr>
-        <w:jc w:val="both"/>
+        </w:rPr>
+      </w:pPr>
+      <w:r>
         <w:rPr>
           <w:b w:val="1"/>
           <w:bCs w:val="1"/>
           <w:sz w:val="24"/>
           <w:szCs w:val="24"/>
-        </w:rPr>
-      </w:pPr>
-      <w:r>
+          <w:rtl w:val="0"/>
+        </w:rPr>
+        <w:t xml:space="preserve">Fluxo Alternativos: </w:t>
+      </w:r>
+    </w:p>
+    <w:p>
+      <w:pPr>
+        <w:numPr>
+          <w:ilvl w:val="0"/>
+          <w:numId w:val="6"/>
+        </w:numPr>
+        <w:ind w:left="720" w:hanging="360"/>
+        <w:jc w:val="both"/>
+        <w:rPr>
+          <w:sz w:val="24"/>
+          <w:szCs w:val="24"/>
+          <w:u w:val="none"/>
+        </w:rPr>
+      </w:pPr>
+      <w:r>
+        <w:rPr>
+          <w:sz w:val="24"/>
+          <w:szCs w:val="24"/>
+          <w:rtl w:val="0"/>
+        </w:rPr>
+        <w:t xml:space="preserve">Caso um usuário tenha colocado uma informação incorreta no momento de fornecer os dados:</w:t>
+      </w:r>
+    </w:p>
+    <w:p>
+      <w:pPr>
+        <w:numPr>
+          <w:ilvl w:val="0"/>
+          <w:numId w:val="2"/>
+        </w:numPr>
+        <w:ind w:left="1440" w:hanging="360"/>
+        <w:jc w:val="both"/>
+        <w:rPr>
+          <w:sz w:val="24"/>
+          <w:szCs w:val="24"/>
+        </w:rPr>
+      </w:pPr>
+      <w:r>
+        <w:rPr>
+          <w:sz w:val="24"/>
+          <w:szCs w:val="24"/>
+          <w:rtl w:val="0"/>
+        </w:rPr>
+        <w:t xml:space="preserve">O sistema indica que o dado está errado e/ou não existe  </w:t>
+      </w:r>
+    </w:p>
+    <w:p>
+      <w:pPr>
+        <w:numPr>
+          <w:ilvl w:val="0"/>
+          <w:numId w:val="6"/>
+        </w:numPr>
+        <w:ind w:left="720" w:hanging="360"/>
+        <w:jc w:val="both"/>
+        <w:rPr>
+          <w:sz w:val="24"/>
+          <w:szCs w:val="24"/>
+        </w:rPr>
+      </w:pPr>
+      <w:r>
+        <w:rPr>
+          <w:sz w:val="24"/>
+          <w:szCs w:val="24"/>
+          <w:rtl w:val="0"/>
+        </w:rPr>
+        <w:t xml:space="preserve">Caso o usuário seja um paciente</w:t>
+      </w:r>
+    </w:p>
+    <w:p>
+      <w:pPr>
+        <w:numPr>
+          <w:ilvl w:val="0"/>
+          <w:numId w:val="8"/>
+        </w:numPr>
+        <w:ind w:left="1440" w:hanging="360"/>
+        <w:jc w:val="both"/>
+        <w:rPr>
+          <w:sz w:val="24"/>
+          <w:szCs w:val="24"/>
+          <w:u w:val="none"/>
+        </w:rPr>
+      </w:pPr>
+      <w:r>
+        <w:rPr>
+          <w:sz w:val="24"/>
+          <w:szCs w:val="24"/>
+          <w:rtl w:val="0"/>
+        </w:rPr>
+        <w:t xml:space="preserve">Paciente envia uma mensagem no whatsapp da clínica</w:t>
+      </w:r>
+    </w:p>
+    <w:p>
+      <w:pPr>
+        <w:numPr>
+          <w:ilvl w:val="0"/>
+          <w:numId w:val="8"/>
+        </w:numPr>
+        <w:ind w:left="1440" w:hanging="360"/>
+        <w:jc w:val="both"/>
+        <w:rPr>
+          <w:sz w:val="24"/>
+          <w:szCs w:val="24"/>
+          <w:u w:val="none"/>
+        </w:rPr>
+      </w:pPr>
+      <w:r>
+        <w:rPr>
+          <w:sz w:val="24"/>
+          <w:szCs w:val="24"/>
+          <w:rtl w:val="0"/>
+        </w:rPr>
+        <w:t xml:space="preserve">Bot do whatsapp responde e mostra opções de seleção</w:t>
+      </w:r>
+    </w:p>
+    <w:p>
+      <w:pPr>
+        <w:numPr>
+          <w:ilvl w:val="0"/>
+          <w:numId w:val="8"/>
+        </w:numPr>
+        <w:ind w:left="1440" w:hanging="360"/>
+        <w:jc w:val="both"/>
+        <w:rPr>
+          <w:sz w:val="24"/>
+          <w:szCs w:val="24"/>
+          <w:u w:val="none"/>
+        </w:rPr>
+      </w:pPr>
+      <w:r>
+        <w:rPr>
+          <w:sz w:val="24"/>
+          <w:szCs w:val="24"/>
+          <w:rtl w:val="0"/>
+        </w:rPr>
+        <w:t xml:space="preserve">Paciente seleciona opção “Alterar dados pessoais”</w:t>
+      </w:r>
+    </w:p>
+    <w:p>
+      <w:pPr>
+        <w:numPr>
+          <w:ilvl w:val="0"/>
+          <w:numId w:val="8"/>
+        </w:numPr>
+        <w:ind w:left="1440" w:hanging="360"/>
+        <w:jc w:val="both"/>
+        <w:rPr>
+          <w:sz w:val="24"/>
+          <w:szCs w:val="24"/>
+          <w:u w:val="none"/>
+        </w:rPr>
+      </w:pPr>
+      <w:r>
+        <w:rPr>
+          <w:sz w:val="24"/>
+          <w:szCs w:val="24"/>
+          <w:rtl w:val="0"/>
+        </w:rPr>
+        <w:t xml:space="preserve">Bot do whatsapp:</w:t>
+      </w:r>
+    </w:p>
+    <w:p>
+      <w:pPr>
+        <w:numPr>
+          <w:ilvl w:val="0"/>
+          <w:numId w:val="1"/>
+        </w:numPr>
+        <w:ind w:left="2160" w:hanging="360"/>
+        <w:jc w:val="both"/>
+        <w:rPr>
+          <w:sz w:val="24"/>
+          <w:szCs w:val="24"/>
+          <w:u w:val="none"/>
+        </w:rPr>
+      </w:pPr>
+      <w:r>
+        <w:rPr>
+          <w:sz w:val="24"/>
+          <w:szCs w:val="24"/>
+          <w:rtl w:val="0"/>
+        </w:rPr>
+        <w:t xml:space="preserve">envia todos os dados pessoais</w:t>
+      </w:r>
+    </w:p>
+    <w:p>
+      <w:pPr>
+        <w:numPr>
+          <w:ilvl w:val="0"/>
+          <w:numId w:val="1"/>
+        </w:numPr>
+        <w:ind w:left="2160" w:hanging="360"/>
+        <w:jc w:val="both"/>
+        <w:rPr>
+          <w:sz w:val="24"/>
+          <w:szCs w:val="24"/>
+          <w:u w:val="none"/>
+        </w:rPr>
+      </w:pPr>
+      <w:r>
+        <w:rPr>
+          <w:sz w:val="24"/>
+          <w:szCs w:val="24"/>
+          <w:rtl w:val="0"/>
+        </w:rPr>
+        <w:t xml:space="preserve">pergunta qual deseja ser alterado</w:t>
+      </w:r>
+    </w:p>
+    <w:p>
+      <w:pPr>
+        <w:numPr>
+          <w:ilvl w:val="0"/>
+          <w:numId w:val="1"/>
+        </w:numPr>
+        <w:ind w:left="2160" w:hanging="360"/>
+        <w:jc w:val="both"/>
+        <w:rPr>
+          <w:sz w:val="24"/>
+          <w:szCs w:val="24"/>
+          <w:u w:val="none"/>
+        </w:rPr>
+      </w:pPr>
+      <w:r>
+        <w:rPr>
+          <w:sz w:val="24"/>
+          <w:szCs w:val="24"/>
+          <w:rtl w:val="0"/>
+        </w:rPr>
+        <w:t xml:space="preserve">mostra opções com os dados para se alterar</w:t>
+      </w:r>
+    </w:p>
+    <w:p>
+      <w:pPr>
+        <w:numPr>
+          <w:ilvl w:val="0"/>
+          <w:numId w:val="8"/>
+        </w:numPr>
+        <w:ind w:left="1440" w:hanging="360"/>
+        <w:jc w:val="both"/>
+        <w:rPr>
+          <w:sz w:val="24"/>
+          <w:szCs w:val="24"/>
+          <w:u w:val="none"/>
+        </w:rPr>
+      </w:pPr>
+      <w:r>
+        <w:rPr>
+          <w:sz w:val="24"/>
+          <w:szCs w:val="24"/>
+          <w:rtl w:val="0"/>
+        </w:rPr>
+        <w:t xml:space="preserve">Paciente seleciona qual dado alterar</w:t>
+      </w:r>
+    </w:p>
+    <w:p>
+      <w:pPr>
+        <w:numPr>
+          <w:ilvl w:val="0"/>
+          <w:numId w:val="8"/>
+        </w:numPr>
+        <w:ind w:left="1440" w:hanging="360"/>
+        <w:jc w:val="both"/>
+        <w:rPr>
+          <w:sz w:val="24"/>
+          <w:szCs w:val="24"/>
+          <w:u w:val="none"/>
+        </w:rPr>
+      </w:pPr>
+      <w:r>
+        <w:rPr>
+          <w:sz w:val="24"/>
+          <w:szCs w:val="24"/>
+          <w:rtl w:val="0"/>
+        </w:rPr>
+        <w:t xml:space="preserve">Paciente envia o dado atualizado</w:t>
+      </w:r>
+    </w:p>
+    <w:p>
+      <w:pPr>
+        <w:numPr>
+          <w:ilvl w:val="0"/>
+          <w:numId w:val="8"/>
+        </w:numPr>
+        <w:ind w:left="1440" w:hanging="360"/>
+        <w:jc w:val="both"/>
+        <w:rPr>
+          <w:sz w:val="24"/>
+          <w:szCs w:val="24"/>
+          <w:u w:val="none"/>
+        </w:rPr>
+      </w:pPr>
+      <w:r>
+        <w:rPr>
+          <w:sz w:val="24"/>
+          <w:szCs w:val="24"/>
+          <w:rtl w:val="0"/>
+        </w:rPr>
+        <w:t xml:space="preserve">Bot do whatsapp valida dado e envia para o sistema</w:t>
+      </w:r>
+    </w:p>
+    <w:p>
+      <w:pPr>
+        <w:numPr>
+          <w:ilvl w:val="0"/>
+          <w:numId w:val="8"/>
+        </w:numPr>
+        <w:ind w:left="1440" w:hanging="360"/>
+        <w:jc w:val="both"/>
+        <w:rPr>
+          <w:sz w:val="24"/>
+          <w:szCs w:val="24"/>
+          <w:u w:val="none"/>
+        </w:rPr>
+      </w:pPr>
+      <w:r>
+        <w:rPr>
+          <w:sz w:val="24"/>
+          <w:szCs w:val="24"/>
+          <w:rtl w:val="0"/>
+        </w:rPr>
+        <w:t xml:space="preserve">Bot do whatsapp pergunta se paciente deseja alterar outro dado</w:t>
+      </w:r>
+    </w:p>
+    <w:p>
+      <w:pPr>
+        <w:numPr>
+          <w:ilvl w:val="0"/>
+          <w:numId w:val="8"/>
+        </w:numPr>
+        <w:ind w:left="1440" w:hanging="360"/>
+        <w:jc w:val="both"/>
+        <w:rPr>
+          <w:sz w:val="24"/>
+          <w:szCs w:val="24"/>
+          <w:u w:val="none"/>
+        </w:rPr>
+      </w:pPr>
+      <w:r>
+        <w:rPr>
+          <w:sz w:val="24"/>
+          <w:szCs w:val="24"/>
+          <w:rtl w:val="0"/>
+        </w:rPr>
+        <w:t xml:space="preserve">Paciente seleciona “sim”</w:t>
+      </w:r>
+    </w:p>
+    <w:p>
+      <w:pPr>
+        <w:ind w:left="1440" w:firstLine="0"/>
+        <w:jc w:val="both"/>
+        <w:rPr>
+          <w:i w:val="1"/>
+          <w:iCs w:val="1"/>
+          <w:sz w:val="24"/>
+          <w:szCs w:val="24"/>
+        </w:rPr>
+      </w:pPr>
+      <w:r>
+        <w:rPr>
+          <w:i w:val="1"/>
+          <w:iCs w:val="1"/>
+          <w:sz w:val="24"/>
+          <w:szCs w:val="24"/>
+          <w:rtl w:val="0"/>
+        </w:rPr>
+        <w:t xml:space="preserve">Repete-se fluxo a partir do passo 4</w:t>
+      </w:r>
+    </w:p>
+    <w:p>
+      <w:pPr>
+        <w:ind w:left="0" w:firstLine="0"/>
+        <w:jc w:val="both"/>
+        <w:rPr>
+          <w:sz w:val="24"/>
+          <w:szCs w:val="24"/>
+        </w:rPr>
+      </w:pPr>
+      <w:r>
+        <w:rPr>
+          <w:sz w:val="24"/>
+          <w:szCs w:val="24"/>
+          <w:rtl w:val="0"/>
+        </w:rPr>
+        <w:tab/>
+        <w:t xml:space="preserve">     9.1 Paciente seleciona “não”</w:t>
+      </w:r>
+    </w:p>
+    <w:p>
+      <w:pPr>
+        <w:ind w:left="0" w:firstLine="0"/>
+        <w:jc w:val="both"/>
+        <w:rPr>
+          <w:sz w:val="24"/>
+          <w:szCs w:val="24"/>
+        </w:rPr>
+      </w:pPr>
+      <w:r>
+        <w:rPr>
+          <w:sz w:val="24"/>
+          <w:szCs w:val="24"/>
+          <w:rtl w:val="0"/>
+        </w:rPr>
+        <w:tab/>
+        <w:t xml:space="preserve">    9.2 Bot do whatsapp finaliza atendimento</w:t>
+      </w:r>
+    </w:p>
+    <w:p>
+      <w:pPr>
+        <w:jc w:val="both"/>
+        <w:rPr>
+          <w:sz w:val="24"/>
+          <w:szCs w:val="24"/>
+        </w:rPr>
+      </w:pPr>
+      <w:r>
+        <w:rPr>
+          <w:rtl w:val="0"/>
+        </w:rPr>
+      </w:r>
+    </w:p>
+    <w:p>
+      <w:pPr>
+        <w:jc w:val="both"/>
         <w:rPr>
           <w:b w:val="1"/>
           <w:bCs w:val="1"/>
           <w:sz w:val="24"/>
           <w:szCs w:val="24"/>
+        </w:rPr>
+      </w:pPr>
+      <w:r>
+        <w:rPr>
+          <w:b w:val="1"/>
+          <w:bCs w:val="1"/>
+          <w:sz w:val="24"/>
+          <w:szCs w:val="24"/>
           <w:rtl w:val="0"/>
         </w:rPr>
         <w:t xml:space="preserve">—-------------------------------------------------------------------------------------------------------------</w:t>
@@ -632,7 +981,7 @@
       <w:pPr>
         <w:numPr>
           <w:ilvl w:val="0"/>
-          <w:numId w:val="3"/>
+          <w:numId w:val="4"/>
         </w:numPr>
         <w:ind w:left="720" w:hanging="360"/>
         <w:jc w:val="both"/>
@@ -657,7 +1006,7 @@
       <w:pPr>
         <w:numPr>
           <w:ilvl w:val="0"/>
-          <w:numId w:val="3"/>
+          <w:numId w:val="4"/>
         </w:numPr>
         <w:ind w:left="720" w:hanging="360"/>
         <w:jc w:val="both"/>
@@ -682,7 +1031,7 @@
       <w:pPr>
         <w:numPr>
           <w:ilvl w:val="0"/>
-          <w:numId w:val="3"/>
+          <w:numId w:val="4"/>
         </w:numPr>
         <w:ind w:left="720" w:hanging="360"/>
         <w:jc w:val="both"/>
@@ -736,35 +1085,127 @@
     <w:p>
       <w:pPr>
         <w:jc w:val="both"/>
-        <w:rPr>
-          <w:color w:val="0d1117"/>
-          <w:sz w:val="25"/>
-          <w:szCs w:val="25"/>
-        </w:rPr>
-      </w:pPr>
-      <w:r>
         <w:rPr>
           <w:b w:val="1"/>
           <w:bCs w:val="1"/>
           <w:sz w:val="24"/>
           <w:szCs w:val="24"/>
+        </w:rPr>
+      </w:pPr>
+      <w:r>
+        <w:rPr>
+          <w:b w:val="1"/>
+          <w:bCs w:val="1"/>
+          <w:sz w:val="24"/>
+          <w:szCs w:val="24"/>
           <w:rtl w:val="0"/>
         </w:rPr>
         <w:t xml:space="preserve">Cenário de Sucesso Principal: </w:t>
       </w:r>
-      <w:r>
-        <w:rPr>
-          <w:rtl w:val="0"/>
-        </w:rPr>
-      </w:r>
-    </w:p>
-    <w:p>
-      <w:pPr>
-        <w:numPr>
-          <w:ilvl w:val="0"/>
-          <w:numId w:val="7"/>
-        </w:numPr>
+    </w:p>
+    <w:p>
+      <w:pPr>
+        <w:numPr>
+          <w:ilvl w:val="0"/>
+          <w:numId w:val="5"/>
+        </w:numPr>
+        <w:spacing w:after="0" w:afterAutospacing="0" w:before="240" w:lineRule="auto"/>
         <w:ind w:left="720" w:hanging="360"/>
+        <w:rPr>
+          <w:color w:val="0d1117"/>
+          <w:sz w:val="25"/>
+          <w:szCs w:val="25"/>
+        </w:rPr>
+      </w:pPr>
+      <w:r>
+        <w:rPr>
+          <w:color w:val="0d1117"/>
+          <w:sz w:val="25"/>
+          <w:szCs w:val="25"/>
+          <w:rtl w:val="0"/>
+        </w:rPr>
+        <w:t xml:space="preserve">Paciente entra em contato com o assistente através do contato da clínica</w:t>
+      </w:r>
+    </w:p>
+    <w:p>
+      <w:pPr>
+        <w:numPr>
+          <w:ilvl w:val="0"/>
+          <w:numId w:val="5"/>
+        </w:numPr>
+        <w:spacing w:after="0" w:afterAutospacing="0" w:before="0" w:beforeAutospacing="0" w:lineRule="auto"/>
+        <w:ind w:left="720" w:hanging="360"/>
+        <w:rPr>
+          <w:color w:val="0d1117"/>
+          <w:sz w:val="25"/>
+          <w:szCs w:val="25"/>
+        </w:rPr>
+      </w:pPr>
+      <w:r>
+        <w:rPr>
+          <w:color w:val="0d1117"/>
+          <w:sz w:val="25"/>
+          <w:szCs w:val="25"/>
+          <w:rtl w:val="0"/>
+        </w:rPr>
+        <w:t xml:space="preserve">Paciente solicita remarcar uma consulta</w:t>
+      </w:r>
+    </w:p>
+    <w:p>
+      <w:pPr>
+        <w:numPr>
+          <w:ilvl w:val="0"/>
+          <w:numId w:val="5"/>
+        </w:numPr>
+        <w:spacing w:after="0" w:afterAutospacing="0" w:before="0" w:beforeAutospacing="0" w:lineRule="auto"/>
+        <w:ind w:left="720" w:hanging="360"/>
+        <w:rPr>
+          <w:color w:val="0d1117"/>
+          <w:sz w:val="25"/>
+          <w:szCs w:val="25"/>
+        </w:rPr>
+      </w:pPr>
+      <w:r>
+        <w:rPr>
+          <w:color w:val="0d1117"/>
+          <w:sz w:val="25"/>
+          <w:szCs w:val="25"/>
+          <w:rtl w:val="0"/>
+        </w:rPr>
+        <w:t xml:space="preserve">Assistente solicita dados pessoais para identificação do paciente</w:t>
+      </w:r>
+    </w:p>
+    <w:p>
+      <w:pPr>
+        <w:numPr>
+          <w:ilvl w:val="0"/>
+          <w:numId w:val="5"/>
+        </w:numPr>
+        <w:spacing w:after="0" w:afterAutospacing="0" w:before="0" w:beforeAutospacing="0" w:lineRule="auto"/>
+        <w:ind w:left="720" w:hanging="360"/>
+        <w:rPr>
+          <w:color w:val="0d1117"/>
+          <w:sz w:val="25"/>
+          <w:szCs w:val="25"/>
+        </w:rPr>
+      </w:pPr>
+      <w:r>
+        <w:rPr>
+          <w:color w:val="0d1117"/>
+          <w:sz w:val="25"/>
+          <w:szCs w:val="25"/>
+          <w:rtl w:val="0"/>
+        </w:rPr>
+        <w:t xml:space="preserve">Assistente faz a solicitação de remarcação para o psicólogo</w:t>
+      </w:r>
+    </w:p>
+    <w:p>
+      <w:pPr>
+        <w:numPr>
+          <w:ilvl w:val="0"/>
+          <w:numId w:val="5"/>
+        </w:numPr>
+        <w:ind w:left="720" w:hanging="360"/>
         <w:jc w:val="both"/>
         <w:rPr>
           <w:color w:val="0d1117"/>
@@ -787,7 +1228,7 @@
       <w:pPr>
         <w:numPr>
           <w:ilvl w:val="0"/>
-          <w:numId w:val="7"/>
+          <w:numId w:val="5"/>
         </w:numPr>
         <w:ind w:left="720" w:hanging="360"/>
         <w:jc w:val="both"/>
@@ -812,7 +1253,7 @@
       <w:pPr>
         <w:numPr>
           <w:ilvl w:val="0"/>
-          <w:numId w:val="7"/>
+          <w:numId w:val="5"/>
         </w:numPr>
         <w:ind w:left="720" w:hanging="360"/>
         <w:jc w:val="both"/>
@@ -830,14 +1271,23 @@
           <w:szCs w:val="25"/>
           <w:rtl w:val="0"/>
         </w:rPr>
-        <w:t xml:space="preserve">Sistema mostra detalhes da solicitação: quem solicitou (ex: recepcionista ou paciente), o paciente afetado, a data/hora original, a nova data/hora proposta e a justificativa do pedido. </w:t>
-      </w:r>
-    </w:p>
-    <w:p>
-      <w:pPr>
-        <w:numPr>
-          <w:ilvl w:val="0"/>
-          <w:numId w:val="7"/>
+        <w:t xml:space="preserve">Sistema</w:t>
+      </w:r>
+      <w:r>
+        <w:rPr>
+          <w:color w:val="0d1117"/>
+          <w:sz w:val="25"/>
+          <w:szCs w:val="25"/>
+          <w:rtl w:val="0"/>
+        </w:rPr>
+        <w:t xml:space="preserve"> mostra detalhes da solicitação: quem solicitou (ex: recepcionista ou paciente), o paciente afetado, a data/hora original, a nova data/hora proposta e a justificativa do pedido. </w:t>
+      </w:r>
+    </w:p>
+    <w:p>
+      <w:pPr>
+        <w:numPr>
+          <w:ilvl w:val="0"/>
+          <w:numId w:val="5"/>
         </w:numPr>
         <w:ind w:left="720" w:hanging="360"/>
         <w:jc w:val="both"/>
@@ -862,7 +1312,7 @@
       <w:pPr>
         <w:numPr>
           <w:ilvl w:val="0"/>
-          <w:numId w:val="7"/>
+          <w:numId w:val="5"/>
         </w:numPr>
         <w:spacing w:after="0" w:afterAutospacing="0"/>
         <w:ind w:left="720" w:hanging="360"/>
@@ -888,7 +1338,7 @@
       <w:pPr>
         <w:numPr>
           <w:ilvl w:val="0"/>
-          <w:numId w:val="6"/>
+          <w:numId w:val="7"/>
         </w:numPr>
         <w:spacing w:after="0" w:afterAutospacing="0" w:before="0" w:beforeAutospacing="0" w:lineRule="auto"/>
         <w:ind w:left="1440" w:hanging="360"/>
@@ -912,7 +1362,7 @@
       <w:pPr>
         <w:numPr>
           <w:ilvl w:val="0"/>
-          <w:numId w:val="6"/>
+          <w:numId w:val="7"/>
         </w:numPr>
         <w:spacing w:after="0" w:afterAutospacing="0" w:before="0" w:beforeAutospacing="0" w:lineRule="auto"/>
         <w:ind w:left="1440" w:hanging="360"/>
@@ -936,7 +1386,7 @@
       <w:pPr>
         <w:numPr>
           <w:ilvl w:val="0"/>
-          <w:numId w:val="6"/>
+          <w:numId w:val="7"/>
         </w:numPr>
         <w:spacing w:after="0" w:afterAutospacing="0" w:before="0" w:beforeAutospacing="0" w:lineRule="auto"/>
         <w:ind w:left="1440" w:hanging="360"/>
@@ -960,7 +1410,7 @@
       <w:pPr>
         <w:numPr>
           <w:ilvl w:val="0"/>
-          <w:numId w:val="6"/>
+          <w:numId w:val="7"/>
         </w:numPr>
         <w:spacing w:after="0" w:afterAutospacing="0" w:before="0" w:beforeAutospacing="0" w:lineRule="auto"/>
         <w:ind w:left="1440" w:hanging="360"/>
@@ -984,7 +1434,7 @@
       <w:pPr>
         <w:numPr>
           <w:ilvl w:val="0"/>
-          <w:numId w:val="6"/>
+          <w:numId w:val="7"/>
         </w:numPr>
         <w:spacing w:after="240" w:before="0" w:beforeAutospacing="0" w:lineRule="auto"/>
         <w:ind w:left="1440" w:hanging="360"/>
@@ -1045,7 +1495,7 @@
       <w:pPr>
         <w:numPr>
           <w:ilvl w:val="0"/>
-          <w:numId w:val="9"/>
+          <w:numId w:val="10"/>
         </w:numPr>
         <w:ind w:left="720" w:hanging="360"/>
         <w:jc w:val="both"/>
@@ -1068,7 +1518,7 @@
       <w:pPr>
         <w:numPr>
           <w:ilvl w:val="0"/>
-          <w:numId w:val="2"/>
+          <w:numId w:val="3"/>
         </w:numPr>
         <w:ind w:left="1440" w:hanging="360"/>
         <w:jc w:val="both"/>
@@ -1091,7 +1541,7 @@
       <w:pPr>
         <w:numPr>
           <w:ilvl w:val="0"/>
-          <w:numId w:val="2"/>
+          <w:numId w:val="3"/>
         </w:numPr>
         <w:ind w:left="1440" w:hanging="360"/>
         <w:jc w:val="both"/>
@@ -1114,7 +1564,7 @@
       <w:pPr>
         <w:numPr>
           <w:ilvl w:val="0"/>
-          <w:numId w:val="2"/>
+          <w:numId w:val="3"/>
         </w:numPr>
         <w:ind w:left="1440" w:hanging="360"/>
         <w:jc w:val="both"/>
@@ -1137,7 +1587,7 @@
       <w:pPr>
         <w:numPr>
           <w:ilvl w:val="0"/>
-          <w:numId w:val="6"/>
+          <w:numId w:val="7"/>
         </w:numPr>
         <w:spacing w:after="0" w:afterAutospacing="0"/>
         <w:ind w:left="1440" w:hanging="360"/>
@@ -1160,7 +1610,7 @@
       <w:pPr>
         <w:numPr>
           <w:ilvl w:val="0"/>
-          <w:numId w:val="6"/>
+          <w:numId w:val="7"/>
         </w:numPr>
         <w:spacing w:after="0" w:afterAutospacing="0" w:before="0" w:beforeAutospacing="0" w:lineRule="auto"/>
         <w:ind w:left="1440" w:hanging="360"/>
@@ -1184,7 +1634,7 @@
       <w:pPr>
         <w:numPr>
           <w:ilvl w:val="0"/>
-          <w:numId w:val="6"/>
+          <w:numId w:val="7"/>
         </w:numPr>
         <w:spacing w:after="240" w:before="0" w:beforeAutospacing="0" w:lineRule="auto"/>
         <w:ind w:left="1440" w:hanging="360"/>
@@ -1207,11 +1657,14 @@
     </w:p>
     <w:p>
       <w:pPr>
-        <w:ind w:left="0" w:firstLine="0"/>
-        <w:jc w:val="both"/>
-        <w:rPr>
-          <w:sz w:val="24"/>
-          <w:szCs w:val="24"/>
+        <w:spacing w:after="240" w:before="240" w:lineRule="auto"/>
+        <w:ind w:left="1440" w:firstLine="0"/>
+        <w:rPr>
+          <w:i w:val="1"/>
+          <w:iCs w:val="1"/>
+          <w:color w:val="0d1117"/>
+          <w:sz w:val="25"/>
+          <w:szCs w:val="25"/>
         </w:rPr>
       </w:pPr>
       <w:r>
@@ -1234,6 +1687,116 @@
   <w:abstractNum w:abstractNumId="1">
     <w:lvl w:ilvl="0">
       <w:start w:val="1"/>
+      <w:numFmt w:val="bullet"/>
+      <w:lvlText w:val="●"/>
+      <w:lvlJc w:val="left"/>
+      <w:pPr>
+        <w:ind w:left="2160" w:hanging="360"/>
+      </w:pPr>
+      <w:rPr>
+        <w:u w:val="none"/>
+      </w:rPr>
+    </w:lvl>
+    <w:lvl w:ilvl="1">
+      <w:start w:val="1"/>
+      <w:numFmt w:val="bullet"/>
+      <w:lvlText w:val="○"/>
+      <w:lvlJc w:val="left"/>
+      <w:pPr>
+        <w:ind w:left="2880" w:hanging="360"/>
+      </w:pPr>
+      <w:rPr>
+        <w:u w:val="none"/>
+      </w:rPr>
+    </w:lvl>
+    <w:lvl w:ilvl="2">
+      <w:start w:val="1"/>
+      <w:numFmt w:val="bullet"/>
+      <w:lvlText w:val="■"/>
+      <w:lvlJc w:val="left"/>
+      <w:pPr>
+        <w:ind w:left="3600" w:hanging="360"/>
+      </w:pPr>
+      <w:rPr>
+        <w:u w:val="none"/>
+      </w:rPr>
+    </w:lvl>
+    <w:lvl w:ilvl="3">
+      <w:start w:val="1"/>
+      <w:numFmt w:val="bullet"/>
+      <w:lvlText w:val="●"/>
+      <w:lvlJc w:val="left"/>
+      <w:pPr>
+        <w:ind w:left="4320" w:hanging="360"/>
+      </w:pPr>
+      <w:rPr>
+        <w:u w:val="none"/>
+      </w:rPr>
+    </w:lvl>
+    <w:lvl w:ilvl="4">
+      <w:start w:val="1"/>
+      <w:numFmt w:val="bullet"/>
+      <w:lvlText w:val="○"/>
+      <w:lvlJc w:val="left"/>
+      <w:pPr>
+        <w:ind w:left="5040" w:hanging="360"/>
+      </w:pPr>
+      <w:rPr>
+        <w:u w:val="none"/>
+      </w:rPr>
+    </w:lvl>
+    <w:lvl w:ilvl="5">
+      <w:start w:val="1"/>
+      <w:numFmt w:val="bullet"/>
+      <w:lvlText w:val="■"/>
+      <w:lvlJc w:val="left"/>
+      <w:pPr>
+        <w:ind w:left="5760" w:hanging="360"/>
+      </w:pPr>
+      <w:rPr>
+        <w:u w:val="none"/>
+      </w:rPr>
+    </w:lvl>
+    <w:lvl w:ilvl="6">
+      <w:start w:val="1"/>
+      <w:numFmt w:val="bullet"/>
+      <w:lvlText w:val="●"/>
+      <w:lvlJc w:val="left"/>
+      <w:pPr>
+        <w:ind w:left="6480" w:hanging="360"/>
+      </w:pPr>
+      <w:rPr>
+        <w:u w:val="none"/>
+      </w:rPr>
+    </w:lvl>
+    <w:lvl w:ilvl="7">
+      <w:start w:val="1"/>
+      <w:numFmt w:val="bullet"/>
+      <w:lvlText w:val="○"/>
+      <w:lvlJc w:val="left"/>
+      <w:pPr>
+        <w:ind w:left="7200" w:hanging="360"/>
+      </w:pPr>
+      <w:rPr>
+        <w:u w:val="none"/>
+      </w:rPr>
+    </w:lvl>
+    <w:lvl w:ilvl="8">
+      <w:start w:val="1"/>
+      <w:numFmt w:val="bullet"/>
+      <w:lvlText w:val="■"/>
+      <w:lvlJc w:val="left"/>
+      <w:pPr>
+        <w:ind w:left="7920" w:hanging="360"/>
+      </w:pPr>
+      <w:rPr>
+        <w:u w:val="none"/>
+      </w:rPr>
+    </w:lvl>
+  </w:abstractNum>
+  <w:abstractNum w:abstractNumId="2">
+    <w:lvl w:ilvl="0">
+      <w:start w:val="1"/>
       <w:numFmt w:val="decimal"/>
       <w:lvlText w:val="%1."/>
       <w:lvlJc w:val="left"/>
@@ -1341,7 +1904,7 @@
       </w:rPr>
     </w:lvl>
   </w:abstractNum>
-  <w:abstractNum w:abstractNumId="2">
+  <w:abstractNum w:abstractNumId="3">
     <w:lvl w:ilvl="0">
       <w:start w:val="1"/>
       <w:numFmt w:val="decimal"/>
@@ -1451,124 +2014,124 @@
       </w:rPr>
     </w:lvl>
   </w:abstractNum>
-  <w:abstractNum w:abstractNumId="3">
-    <w:lvl w:ilvl="0">
-      <w:start w:val="1"/>
-      <w:numFmt w:val="bullet"/>
-      <w:lvlText w:val="-"/>
-      <w:lvlJc w:val="left"/>
-      <w:pPr>
-        <w:ind w:left="720" w:hanging="360"/>
-      </w:pPr>
-      <w:rPr>
-        <w:u w:val="none"/>
-      </w:rPr>
-    </w:lvl>
-    <w:lvl w:ilvl="1">
-      <w:start w:val="1"/>
-      <w:numFmt w:val="bullet"/>
-      <w:lvlText w:val="-"/>
-      <w:lvlJc w:val="left"/>
-      <w:pPr>
-        <w:ind w:left="1440" w:hanging="360"/>
-      </w:pPr>
-      <w:rPr>
-        <w:u w:val="none"/>
-      </w:rPr>
-    </w:lvl>
-    <w:lvl w:ilvl="2">
-      <w:start w:val="1"/>
-      <w:numFmt w:val="bullet"/>
-      <w:lvlText w:val="-"/>
-      <w:lvlJc w:val="left"/>
-      <w:pPr>
-        <w:ind w:left="2160" w:hanging="360"/>
-      </w:pPr>
-      <w:rPr>
-        <w:u w:val="none"/>
-      </w:rPr>
-    </w:lvl>
-    <w:lvl w:ilvl="3">
-      <w:start w:val="1"/>
-      <w:numFmt w:val="bullet"/>
-      <w:lvlText w:val="-"/>
-      <w:lvlJc w:val="left"/>
-      <w:pPr>
-        <w:ind w:left="2880" w:hanging="360"/>
-      </w:pPr>
-      <w:rPr>
-        <w:u w:val="none"/>
-      </w:rPr>
-    </w:lvl>
-    <w:lvl w:ilvl="4">
-      <w:start w:val="1"/>
-      <w:numFmt w:val="bullet"/>
-      <w:lvlText w:val="-"/>
-      <w:lvlJc w:val="left"/>
-      <w:pPr>
-        <w:ind w:left="3600" w:hanging="360"/>
-      </w:pPr>
-      <w:rPr>
-        <w:u w:val="none"/>
-      </w:rPr>
-    </w:lvl>
-    <w:lvl w:ilvl="5">
-      <w:start w:val="1"/>
-      <w:numFmt w:val="bullet"/>
-      <w:lvlText w:val="-"/>
-      <w:lvlJc w:val="left"/>
-      <w:pPr>
-        <w:ind w:left="4320" w:hanging="360"/>
-      </w:pPr>
-      <w:rPr>
-        <w:u w:val="none"/>
-      </w:rPr>
-    </w:lvl>
-    <w:lvl w:ilvl="6">
-      <w:start w:val="1"/>
-      <w:numFmt w:val="bullet"/>
-      <w:lvlText w:val="-"/>
-      <w:lvlJc w:val="left"/>
-      <w:pPr>
-        <w:ind w:left="5040" w:hanging="360"/>
-      </w:pPr>
-      <w:rPr>
-        <w:u w:val="none"/>
-      </w:rPr>
-    </w:lvl>
-    <w:lvl w:ilvl="7">
-      <w:start w:val="1"/>
-      <w:numFmt w:val="bullet"/>
-      <w:lvlText w:val="-"/>
-      <w:lvlJc w:val="left"/>
-      <w:pPr>
-        <w:ind w:left="5760" w:hanging="360"/>
-      </w:pPr>
-      <w:rPr>
-        <w:u w:val="none"/>
-      </w:rPr>
-    </w:lvl>
-    <w:lvl w:ilvl="8">
-      <w:start w:val="1"/>
-      <w:numFmt w:val="bullet"/>
-      <w:lvlText w:val="-"/>
-      <w:lvlJc w:val="left"/>
-      <w:pPr>
-        <w:ind w:left="6480" w:hanging="360"/>
-      </w:pPr>
-      <w:rPr>
-        <w:u w:val="none"/>
-      </w:rPr>
-    </w:lvl>
-  </w:abstractNum>
   <w:abstractNum w:abstractNumId="4">
     <w:lvl w:ilvl="0">
       <w:start w:val="1"/>
+      <w:numFmt w:val="bullet"/>
+      <w:lvlText w:val="-"/>
+      <w:lvlJc w:val="left"/>
+      <w:pPr>
+        <w:ind w:left="720" w:hanging="360"/>
+      </w:pPr>
+      <w:rPr>
+        <w:u w:val="none"/>
+      </w:rPr>
+    </w:lvl>
+    <w:lvl w:ilvl="1">
+      <w:start w:val="1"/>
+      <w:numFmt w:val="bullet"/>
+      <w:lvlText w:val="-"/>
+      <w:lvlJc w:val="left"/>
+      <w:pPr>
+        <w:ind w:left="1440" w:hanging="360"/>
+      </w:pPr>
+      <w:rPr>
+        <w:u w:val="none"/>
+      </w:rPr>
+    </w:lvl>
+    <w:lvl w:ilvl="2">
+      <w:start w:val="1"/>
+      <w:numFmt w:val="bullet"/>
+      <w:lvlText w:val="-"/>
+      <w:lvlJc w:val="left"/>
+      <w:pPr>
+        <w:ind w:left="2160" w:hanging="360"/>
+      </w:pPr>
+      <w:rPr>
+        <w:u w:val="none"/>
+      </w:rPr>
+    </w:lvl>
+    <w:lvl w:ilvl="3">
+      <w:start w:val="1"/>
+      <w:numFmt w:val="bullet"/>
+      <w:lvlText w:val="-"/>
+      <w:lvlJc w:val="left"/>
+      <w:pPr>
+        <w:ind w:left="2880" w:hanging="360"/>
+      </w:pPr>
+      <w:rPr>
+        <w:u w:val="none"/>
+      </w:rPr>
+    </w:lvl>
+    <w:lvl w:ilvl="4">
+      <w:start w:val="1"/>
+      <w:numFmt w:val="bullet"/>
+      <w:lvlText w:val="-"/>
+      <w:lvlJc w:val="left"/>
+      <w:pPr>
+        <w:ind w:left="3600" w:hanging="360"/>
+      </w:pPr>
+      <w:rPr>
+        <w:u w:val="none"/>
+      </w:rPr>
+    </w:lvl>
+    <w:lvl w:ilvl="5">
+      <w:start w:val="1"/>
+      <w:numFmt w:val="bullet"/>
+      <w:lvlText w:val="-"/>
+      <w:lvlJc w:val="left"/>
+      <w:pPr>
+        <w:ind w:left="4320" w:hanging="360"/>
+      </w:pPr>
+      <w:rPr>
+        <w:u w:val="none"/>
+      </w:rPr>
+    </w:lvl>
+    <w:lvl w:ilvl="6">
+      <w:start w:val="1"/>
+      <w:numFmt w:val="bullet"/>
+      <w:lvlText w:val="-"/>
+      <w:lvlJc w:val="left"/>
+      <w:pPr>
+        <w:ind w:left="5040" w:hanging="360"/>
+      </w:pPr>
+      <w:rPr>
+        <w:u w:val="none"/>
+      </w:rPr>
+    </w:lvl>
+    <w:lvl w:ilvl="7">
+      <w:start w:val="1"/>
+      <w:numFmt w:val="bullet"/>
+      <w:lvlText w:val="-"/>
+      <w:lvlJc w:val="left"/>
+      <w:pPr>
+        <w:ind w:left="5760" w:hanging="360"/>
+      </w:pPr>
+      <w:rPr>
+        <w:u w:val="none"/>
+      </w:rPr>
+    </w:lvl>
+    <w:lvl w:ilvl="8">
+      <w:start w:val="1"/>
+      <w:numFmt w:val="bullet"/>
+      <w:lvlText w:val="-"/>
+      <w:lvlJc w:val="left"/>
+      <w:pPr>
+        <w:ind w:left="6480" w:hanging="360"/>
+      </w:pPr>
+      <w:rPr>
+        <w:u w:val="none"/>
+      </w:rPr>
+    </w:lvl>
+  </w:abstractNum>
+  <w:abstractNum w:abstractNumId="5">
+    <w:lvl w:ilvl="0">
+      <w:start w:val="1"/>
       <w:numFmt w:val="decimal"/>
       <w:lvlText w:val="%1."/>
       <w:lvlJc w:val="left"/>
       <w:pPr>
-        <w:ind w:left="1440" w:hanging="360"/>
+        <w:ind w:left="720" w:hanging="360"/>
       </w:pPr>
       <w:rPr>
         <w:u w:val="none"/>
@@ -1580,7 +2143,7 @@
       <w:lvlText w:val="%2."/>
       <w:lvlJc w:val="left"/>
       <w:pPr>
-        <w:ind w:left="2160" w:hanging="360"/>
+        <w:ind w:left="1440" w:hanging="360"/>
       </w:pPr>
       <w:rPr>
         <w:u w:val="none"/>
@@ -1592,7 +2155,7 @@
       <w:lvlText w:val="%3."/>
       <w:lvlJc w:val="right"/>
       <w:pPr>
-        <w:ind w:left="2880" w:hanging="360"/>
+        <w:ind w:left="2160" w:hanging="360"/>
       </w:pPr>
       <w:rPr>
         <w:u w:val="none"/>
@@ -1604,7 +2167,7 @@
       <w:lvlText w:val="%4."/>
       <w:lvlJc w:val="left"/>
       <w:pPr>
-        <w:ind w:left="3600" w:hanging="360"/>
+        <w:ind w:left="2880" w:hanging="360"/>
       </w:pPr>
       <w:rPr>
         <w:u w:val="none"/>
@@ -1616,7 +2179,7 @@
       <w:lvlText w:val="%5."/>
       <w:lvlJc w:val="left"/>
       <w:pPr>
-        <w:ind w:left="4320" w:hanging="360"/>
+        <w:ind w:left="3600" w:hanging="360"/>
       </w:pPr>
       <w:rPr>
         <w:u w:val="none"/>
@@ -1628,7 +2191,7 @@
       <w:lvlText w:val="%6."/>
       <w:lvlJc w:val="right"/>
       <w:pPr>
-        <w:ind w:left="5040" w:hanging="360"/>
+        <w:ind w:left="4320" w:hanging="360"/>
       </w:pPr>
       <w:rPr>
         <w:u w:val="none"/>
@@ -1640,7 +2203,7 @@
       <w:lvlText w:val="%7."/>
       <w:lvlJc w:val="left"/>
       <w:pPr>
-        <w:ind w:left="5760" w:hanging="360"/>
+        <w:ind w:left="5040" w:hanging="360"/>
       </w:pPr>
       <w:rPr>
         <w:u w:val="none"/>
@@ -1652,7 +2215,7 @@
       <w:lvlText w:val="%8."/>
       <w:lvlJc w:val="left"/>
       <w:pPr>
-        <w:ind w:left="6480" w:hanging="360"/>
+        <w:ind w:left="5760" w:hanging="360"/>
       </w:pPr>
       <w:rPr>
         <w:u w:val="none"/>
@@ -1664,14 +2227,14 @@
       <w:lvlText w:val="%9."/>
       <w:lvlJc w:val="right"/>
       <w:pPr>
-        <w:ind w:left="7200" w:hanging="360"/>
+        <w:ind w:left="6480" w:hanging="360"/>
       </w:pPr>
       <w:rPr>
         <w:u w:val="none"/>
       </w:rPr>
     </w:lvl>
   </w:abstractNum>
-  <w:abstractNum w:abstractNumId="5">
+  <w:abstractNum w:abstractNumId="6">
     <w:lvl w:ilvl="0">
       <w:start w:val="1"/>
       <w:numFmt w:val="lowerLetter"/>
@@ -1781,124 +2344,124 @@
       </w:rPr>
     </w:lvl>
   </w:abstractNum>
-  <w:abstractNum w:abstractNumId="6">
-    <w:lvl w:ilvl="0">
-      <w:start w:val="1"/>
-      <w:numFmt w:val="bullet"/>
-      <w:lvlText w:val="●"/>
-      <w:lvlJc w:val="left"/>
-      <w:pPr>
-        <w:ind w:left="1440" w:hanging="360"/>
-      </w:pPr>
-      <w:rPr>
-        <w:u w:val="none"/>
-      </w:rPr>
-    </w:lvl>
-    <w:lvl w:ilvl="1">
-      <w:start w:val="1"/>
-      <w:numFmt w:val="bullet"/>
-      <w:lvlText w:val="○"/>
-      <w:lvlJc w:val="left"/>
-      <w:pPr>
-        <w:ind w:left="2160" w:hanging="360"/>
-      </w:pPr>
-      <w:rPr>
-        <w:u w:val="none"/>
-      </w:rPr>
-    </w:lvl>
-    <w:lvl w:ilvl="2">
-      <w:start w:val="1"/>
-      <w:numFmt w:val="bullet"/>
-      <w:lvlText w:val="■"/>
-      <w:lvlJc w:val="left"/>
-      <w:pPr>
-        <w:ind w:left="2880" w:hanging="360"/>
-      </w:pPr>
-      <w:rPr>
-        <w:u w:val="none"/>
-      </w:rPr>
-    </w:lvl>
-    <w:lvl w:ilvl="3">
-      <w:start w:val="1"/>
-      <w:numFmt w:val="bullet"/>
-      <w:lvlText w:val="●"/>
-      <w:lvlJc w:val="left"/>
-      <w:pPr>
-        <w:ind w:left="3600" w:hanging="360"/>
-      </w:pPr>
-      <w:rPr>
-        <w:u w:val="none"/>
-      </w:rPr>
-    </w:lvl>
-    <w:lvl w:ilvl="4">
-      <w:start w:val="1"/>
-      <w:numFmt w:val="bullet"/>
-      <w:lvlText w:val="○"/>
-      <w:lvlJc w:val="left"/>
-      <w:pPr>
-        <w:ind w:left="4320" w:hanging="360"/>
-      </w:pPr>
-      <w:rPr>
-        <w:u w:val="none"/>
-      </w:rPr>
-    </w:lvl>
-    <w:lvl w:ilvl="5">
-      <w:start w:val="1"/>
-      <w:numFmt w:val="bullet"/>
-      <w:lvlText w:val="■"/>
-      <w:lvlJc w:val="left"/>
-      <w:pPr>
-        <w:ind w:left="5040" w:hanging="360"/>
-      </w:pPr>
-      <w:rPr>
-        <w:u w:val="none"/>
-      </w:rPr>
-    </w:lvl>
-    <w:lvl w:ilvl="6">
-      <w:start w:val="1"/>
-      <w:numFmt w:val="bullet"/>
-      <w:lvlText w:val="●"/>
-      <w:lvlJc w:val="left"/>
-      <w:pPr>
-        <w:ind w:left="5760" w:hanging="360"/>
-      </w:pPr>
-      <w:rPr>
-        <w:u w:val="none"/>
-      </w:rPr>
-    </w:lvl>
-    <w:lvl w:ilvl="7">
-      <w:start w:val="1"/>
-      <w:numFmt w:val="bullet"/>
-      <w:lvlText w:val="○"/>
-      <w:lvlJc w:val="left"/>
-      <w:pPr>
-        <w:ind w:left="6480" w:hanging="360"/>
-      </w:pPr>
-      <w:rPr>
-        <w:u w:val="none"/>
-      </w:rPr>
-    </w:lvl>
-    <w:lvl w:ilvl="8">
-      <w:start w:val="1"/>
-      <w:numFmt w:val="bullet"/>
-      <w:lvlText w:val="■"/>
-      <w:lvlJc w:val="left"/>
-      <w:pPr>
-        <w:ind w:left="7200" w:hanging="360"/>
-      </w:pPr>
-      <w:rPr>
-        <w:u w:val="none"/>
-      </w:rPr>
-    </w:lvl>
-  </w:abstractNum>
   <w:abstractNum w:abstractNumId="7">
     <w:lvl w:ilvl="0">
       <w:start w:val="1"/>
+      <w:numFmt w:val="bullet"/>
+      <w:lvlText w:val="●"/>
+      <w:lvlJc w:val="left"/>
+      <w:pPr>
+        <w:ind w:left="1440" w:hanging="360"/>
+      </w:pPr>
+      <w:rPr>
+        <w:u w:val="none"/>
+      </w:rPr>
+    </w:lvl>
+    <w:lvl w:ilvl="1">
+      <w:start w:val="1"/>
+      <w:numFmt w:val="bullet"/>
+      <w:lvlText w:val="○"/>
+      <w:lvlJc w:val="left"/>
+      <w:pPr>
+        <w:ind w:left="2160" w:hanging="360"/>
+      </w:pPr>
+      <w:rPr>
+        <w:u w:val="none"/>
+      </w:rPr>
+    </w:lvl>
+    <w:lvl w:ilvl="2">
+      <w:start w:val="1"/>
+      <w:numFmt w:val="bullet"/>
+      <w:lvlText w:val="■"/>
+      <w:lvlJc w:val="left"/>
+      <w:pPr>
+        <w:ind w:left="2880" w:hanging="360"/>
+      </w:pPr>
+      <w:rPr>
+        <w:u w:val="none"/>
+      </w:rPr>
+    </w:lvl>
+    <w:lvl w:ilvl="3">
+      <w:start w:val="1"/>
+      <w:numFmt w:val="bullet"/>
+      <w:lvlText w:val="●"/>
+      <w:lvlJc w:val="left"/>
+      <w:pPr>
+        <w:ind w:left="3600" w:hanging="360"/>
+      </w:pPr>
+      <w:rPr>
+        <w:u w:val="none"/>
+      </w:rPr>
+    </w:lvl>
+    <w:lvl w:ilvl="4">
+      <w:start w:val="1"/>
+      <w:numFmt w:val="bullet"/>
+      <w:lvlText w:val="○"/>
+      <w:lvlJc w:val="left"/>
+      <w:pPr>
+        <w:ind w:left="4320" w:hanging="360"/>
+      </w:pPr>
+      <w:rPr>
+        <w:u w:val="none"/>
+      </w:rPr>
+    </w:lvl>
+    <w:lvl w:ilvl="5">
+      <w:start w:val="1"/>
+      <w:numFmt w:val="bullet"/>
+      <w:lvlText w:val="■"/>
+      <w:lvlJc w:val="left"/>
+      <w:pPr>
+        <w:ind w:left="5040" w:hanging="360"/>
+      </w:pPr>
+      <w:rPr>
+        <w:u w:val="none"/>
+      </w:rPr>
+    </w:lvl>
+    <w:lvl w:ilvl="6">
+      <w:start w:val="1"/>
+      <w:numFmt w:val="bullet"/>
+      <w:lvlText w:val="●"/>
+      <w:lvlJc w:val="left"/>
+      <w:pPr>
+        <w:ind w:left="5760" w:hanging="360"/>
+      </w:pPr>
+      <w:rPr>
+        <w:u w:val="none"/>
+      </w:rPr>
+    </w:lvl>
+    <w:lvl w:ilvl="7">
+      <w:start w:val="1"/>
+      <w:numFmt w:val="bullet"/>
+      <w:lvlText w:val="○"/>
+      <w:lvlJc w:val="left"/>
+      <w:pPr>
+        <w:ind w:left="6480" w:hanging="360"/>
+      </w:pPr>
+      <w:rPr>
+        <w:u w:val="none"/>
+      </w:rPr>
+    </w:lvl>
+    <w:lvl w:ilvl="8">
+      <w:start w:val="1"/>
+      <w:numFmt w:val="bullet"/>
+      <w:lvlText w:val="■"/>
+      <w:lvlJc w:val="left"/>
+      <w:pPr>
+        <w:ind w:left="7200" w:hanging="360"/>
+      </w:pPr>
+      <w:rPr>
+        <w:u w:val="none"/>
+      </w:rPr>
+    </w:lvl>
+  </w:abstractNum>
+  <w:abstractNum w:abstractNumId="8">
+    <w:lvl w:ilvl="0">
+      <w:start w:val="1"/>
       <w:numFmt w:val="decimal"/>
       <w:lvlText w:val="%1."/>
       <w:lvlJc w:val="left"/>
       <w:pPr>
-        <w:ind w:left="720" w:hanging="360"/>
+        <w:ind w:left="1440" w:hanging="360"/>
       </w:pPr>
       <w:rPr>
         <w:u w:val="none"/>
@@ -1910,7 +2473,7 @@
       <w:lvlText w:val="%2."/>
       <w:lvlJc w:val="left"/>
       <w:pPr>
-        <w:ind w:left="1440" w:hanging="360"/>
+        <w:ind w:left="2160" w:hanging="360"/>
       </w:pPr>
       <w:rPr>
         <w:u w:val="none"/>
@@ -1922,7 +2485,7 @@
       <w:lvlText w:val="%3."/>
       <w:lvlJc w:val="right"/>
       <w:pPr>
-        <w:ind w:left="2160" w:hanging="360"/>
+        <w:ind w:left="2880" w:hanging="360"/>
       </w:pPr>
       <w:rPr>
         <w:u w:val="none"/>
@@ -1934,7 +2497,7 @@
       <w:lvlText w:val="%4."/>
       <w:lvlJc w:val="left"/>
       <w:pPr>
-        <w:ind w:left="2880" w:hanging="360"/>
+        <w:ind w:left="3600" w:hanging="360"/>
       </w:pPr>
       <w:rPr>
         <w:u w:val="none"/>
@@ -1946,7 +2509,7 @@
       <w:lvlText w:val="%5."/>
       <w:lvlJc w:val="left"/>
       <w:pPr>
-        <w:ind w:left="3600" w:hanging="360"/>
+        <w:ind w:left="4320" w:hanging="360"/>
       </w:pPr>
       <w:rPr>
         <w:u w:val="none"/>
@@ -1958,7 +2521,7 @@
       <w:lvlText w:val="%6."/>
       <w:lvlJc w:val="right"/>
       <w:pPr>
-        <w:ind w:left="4320" w:hanging="360"/>
+        <w:ind w:left="5040" w:hanging="360"/>
       </w:pPr>
       <w:rPr>
         <w:u w:val="none"/>
@@ -1970,7 +2533,7 @@
       <w:lvlText w:val="%7."/>
       <w:lvlJc w:val="left"/>
       <w:pPr>
-        <w:ind w:left="5040" w:hanging="360"/>
+        <w:ind w:left="5760" w:hanging="360"/>
       </w:pPr>
       <w:rPr>
         <w:u w:val="none"/>
@@ -1982,7 +2545,7 @@
       <w:lvlText w:val="%8."/>
       <w:lvlJc w:val="left"/>
       <w:pPr>
-        <w:ind w:left="5760" w:hanging="360"/>
+        <w:ind w:left="6480" w:hanging="360"/>
       </w:pPr>
       <w:rPr>
         <w:u w:val="none"/>
@@ -1994,14 +2557,14 @@
       <w:lvlText w:val="%9."/>
       <w:lvlJc w:val="right"/>
       <w:pPr>
-        <w:ind w:left="6480" w:hanging="360"/>
+        <w:ind w:left="7200" w:hanging="360"/>
       </w:pPr>
       <w:rPr>
         <w:u w:val="none"/>
       </w:rPr>
     </w:lvl>
   </w:abstractNum>
-  <w:abstractNum w:abstractNumId="8">
+  <w:abstractNum w:abstractNumId="9">
     <w:lvl w:ilvl="0">
       <w:start w:val="1"/>
       <w:numFmt w:val="decimal"/>
@@ -2111,7 +2674,7 @@
       </w:rPr>
     </w:lvl>
   </w:abstractNum>
-  <w:abstractNum w:abstractNumId="9">
+  <w:abstractNum w:abstractNumId="10">
     <w:lvl w:ilvl="0">
       <w:start w:val="1"/>
       <w:numFmt w:val="lowerLetter"/>
@@ -2221,7 +2784,7 @@
       </w:rPr>
     </w:lvl>
   </w:abstractNum>
-  <w:abstractNum w:abstractNumId="10">
+  <w:abstractNum w:abstractNumId="11">
     <w:lvl w:ilvl="0">
       <w:start w:val="1"/>
       <w:numFmt w:val="bullet"/>
@@ -2360,6 +2923,9 @@
   </w:num>
   <w:num w:numId="10">
     <w:abstractNumId w:val="10"/>
+  </w:num>
+  <w:num w:numId="11">
+    <w:abstractNumId w:val="11"/>
   </w:num>
 </w:numbering>
 </file>
